--- a/Q2_Lectures/Hofstad_FHCC_Sermon_17.docx
+++ b/Q2_Lectures/Hofstad_FHCC_Sermon_17.docx
@@ -31,7 +31,7 @@
           <w:sz w:val="32"/>
           <w:szCs w:val="32"/>
         </w:rPr>
-        <w:t>The Logistics of the Afterlife: Mass Preservation, Numerical Identity, and the Eternal Flame</w:t>
+        <w:t>EXECUTIVE DOCTRINAL DIRECTIVE: The Structural Threat of Treason</w:t>
       </w:r>
     </w:p>
     <w:p>
